--- a/LR4/ЛР4 Варіант 11.docx
+++ b/LR4/ЛР4 Варіант 11.docx
@@ -367,7 +367,7 @@
         <w:t xml:space="preserve"> </w:t>
       </w:r>
       <w:r>
-        <w:t>набуття навичок створення та використання інтерфейсів, констант і default-методів інтерфейсів, а також обробки винятків, зокрема власних, мовою Java.</w:t>
+        <w:t>придбання навичок в застосуванні конструкції interface та обробки виняткових ситуацій у програмах на мові Java.</w:t>
       </w:r>
     </w:p>
     <w:p>
@@ -399,7 +399,7 @@
         <w:ind w:left="0" w:firstLine="0"/>
       </w:pPr>
       <w:r>
-        <w:t>Доповнити ієрархію класів з лабораторної роботи №3 інтерфейсами: винести загальні методи приладів в інтерфейс, створити інтерфейс-нащадок для приладів з джерелом живлення, використати константи та default-методи інтерфейсів. Створити власний клас винятку та обробити помилкові ситуації за допомогою конструкцій try–catch–finally. Продемонструвати роботу з об'єктами через посилання на інтерфейси.</w:t>
+        <w:t>Проаналізувати завдання на розробку ієрархії класів (лабораторна робота №3) і виявити як мінімум 2 методи з кожного класу, які можуть бути оголошені в інтерфейсах. Запропонувати константу, яка може бути оголошена в інтерфейсах. Створити ієрархію з двох інтерфейсів. Переробити класи з лабораторної роботи №3 для реалізації розроблених інтерфейсів. Передбачити обробку виняткових ситуацій.</w:t>
       </w:r>
     </w:p>
     <w:p>
